--- a/docs/ru/LLM_Analysis_Merged_RU.docx
+++ b/docs/ru/LLM_Analysis_Merged_RU.docx
@@ -12,6 +12,18 @@
           <w:rtl w:val="0"/>
         </w:rPr>
         <w:t xml:space="preserve">Парный тест: 0.1 × 0.2 = ?</w:t>
+      </w:r>
+    </w:p>
+    <w:p>
+      <w:pPr>
+        <w:jc w:val="center"/>
+      </w:pPr>
+      <w:r>
+        <w:rPr>
+          <w:b/>
+          <w:sz w:val="28"/>
+        </w:rPr>
+        <w:t>Iskhak Hamzatovich Isaev</w:t>
       </w:r>
     </w:p>
     <w:p>
